--- a/tailieu/BaoCao_TongQuan_HeThong_HoangMinhDuc_2200583.docx
+++ b/tailieu/BaoCao_TongQuan_HeThong_HoangMinhDuc_2200583.docx
@@ -10,17 +10,17 @@
       <w:r>
         <w:rPr>
           <w:rFonts w:ascii="Times New Roman" w:hAnsi="Times New Roman" w:eastAsia="Times New Roman"/>
-          <w:b/>
+          <w:b w:val="0"/>
           <w:i w:val="0"/>
           <w:color w:val="000000"/>
-          <w:sz w:val="26"/>
+          <w:sz w:val="32"/>
         </w:rPr>
-        <w:t>TRƯỜNG ĐẠI HỌC ...</w:t>
+        <w:t>BỘ CÔNG THƯƠNG</w:t>
       </w:r>
     </w:p>
     <w:p>
       <w:pPr>
-        <w:spacing w:before="0" w:after="1200" w:line="360" w:lineRule="auto"/>
+        <w:spacing w:before="0" w:after="1120" w:line="360" w:lineRule="auto"/>
         <w:jc w:val="center"/>
       </w:pPr>
       <w:r>
@@ -29,14 +29,14 @@
           <w:b/>
           <w:i w:val="0"/>
           <w:color w:val="000000"/>
-          <w:sz w:val="26"/>
+          <w:sz w:val="32"/>
         </w:rPr>
-        <w:t>KHOA CÔNG NGHỆ THÔNG TIN</w:t>
+        <w:t>TRƯỜNG ĐẠI HỌC CÔNG NGHIỆP VIỆT – HUNG</w:t>
       </w:r>
     </w:p>
     <w:p>
       <w:pPr>
-        <w:spacing w:before="0" w:after="240" w:line="360" w:lineRule="auto"/>
+        <w:spacing w:before="0" w:after="560" w:line="360" w:lineRule="auto"/>
         <w:jc w:val="center"/>
       </w:pPr>
       <w:r>
@@ -45,14 +45,14 @@
           <w:b/>
           <w:i w:val="0"/>
           <w:color w:val="000000"/>
-          <w:sz w:val="36"/>
+          <w:sz w:val="40"/>
         </w:rPr>
         <w:t>BÁO CÁO TỔNG QUAN HỆ THỐNG</w:t>
       </w:r>
     </w:p>
     <w:p>
       <w:pPr>
-        <w:spacing w:before="0" w:after="1200" w:line="360" w:lineRule="auto"/>
+        <w:spacing w:before="0" w:after="40" w:line="360" w:lineRule="auto"/>
         <w:jc w:val="center"/>
       </w:pPr>
       <w:r>
@@ -61,9 +61,73 @@
           <w:b/>
           <w:i w:val="0"/>
           <w:color w:val="000000"/>
-          <w:sz w:val="30"/>
+          <w:sz w:val="32"/>
         </w:rPr>
-        <w:t>XÂY DỰNG HỆ THỐNG AI HỖ TRỢ TƯ VẤN VÀ QUẢN LÝ QUY TRÌNH TUYỂN DỤNG XUẤT KHẨU LAO ĐỘNG ĐIỀU DƯỠNG, HỘ LÝ NHẬT BẢN</w:t>
+        <w:t>NGÀNH: CÔNG NGHỆ THÔNG TIN</w:t>
+      </w:r>
+    </w:p>
+    <w:p>
+      <w:pPr>
+        <w:spacing w:before="0" w:after="800" w:line="360" w:lineRule="auto"/>
+        <w:jc w:val="center"/>
+      </w:pPr>
+      <w:r>
+        <w:rPr>
+          <w:rFonts w:ascii="Times New Roman" w:hAnsi="Times New Roman" w:eastAsia="Times New Roman"/>
+          <w:b/>
+          <w:i w:val="0"/>
+          <w:color w:val="000000"/>
+          <w:sz w:val="32"/>
+        </w:rPr>
+        <w:t>CHUYÊN NGÀNH: CÔNG NGHỆ THÔNG TIN</w:t>
+      </w:r>
+    </w:p>
+    <w:p>
+      <w:pPr>
+        <w:spacing w:before="0" w:after="40" w:line="360" w:lineRule="auto"/>
+        <w:jc w:val="center"/>
+      </w:pPr>
+      <w:r>
+        <w:rPr>
+          <w:rFonts w:ascii="Times New Roman" w:hAnsi="Times New Roman" w:eastAsia="Times New Roman"/>
+          <w:b/>
+          <w:i w:val="0"/>
+          <w:color w:val="000000"/>
+          <w:sz w:val="32"/>
+        </w:rPr>
+        <w:t>TÊN ĐỀ TÀI: XÂY DỰNG HỆ THỐNG AI HỖ TRỢ TƯ VẤN,</w:t>
+      </w:r>
+    </w:p>
+    <w:p>
+      <w:pPr>
+        <w:spacing w:before="0" w:after="40" w:line="360" w:lineRule="auto"/>
+        <w:jc w:val="center"/>
+      </w:pPr>
+      <w:r>
+        <w:rPr>
+          <w:rFonts w:ascii="Times New Roman" w:hAnsi="Times New Roman" w:eastAsia="Times New Roman"/>
+          <w:b/>
+          <w:i w:val="0"/>
+          <w:color w:val="000000"/>
+          <w:sz w:val="32"/>
+        </w:rPr>
+        <w:t>ĐỊNH HƯỚNG HỒ SƠ VÀ QUẢN TRỊ TUYỂN DỤNG</w:t>
+      </w:r>
+    </w:p>
+    <w:p>
+      <w:pPr>
+        <w:spacing w:before="0" w:after="1120" w:line="360" w:lineRule="auto"/>
+        <w:jc w:val="center"/>
+      </w:pPr>
+      <w:r>
+        <w:rPr>
+          <w:rFonts w:ascii="Times New Roman" w:hAnsi="Times New Roman" w:eastAsia="Times New Roman"/>
+          <w:b/>
+          <w:i w:val="0"/>
+          <w:color w:val="000000"/>
+          <w:sz w:val="32"/>
+        </w:rPr>
+        <w:t>ĐIỀU DƯỠNG NHẬT BẢN</w:t>
       </w:r>
     </w:p>
     <w:p>
@@ -77,9 +141,11 @@
           <w:b w:val="0"/>
           <w:i w:val="0"/>
           <w:color w:val="000000"/>
-          <w:sz w:val="26"/>
+          <w:sz w:val="28"/>
         </w:rPr>
-        <w:t>Sinh viên thực hiện: Hoàng Minh Đức</w:t>
+        <w:t>Người hướng dẫn</w:t>
+        <w:tab/>
+        <w:t>: TS. Nguyễn Hồng Quân</w:t>
       </w:r>
     </w:p>
     <w:p>
@@ -93,14 +159,16 @@
           <w:b w:val="0"/>
           <w:i w:val="0"/>
           <w:color w:val="000000"/>
-          <w:sz w:val="26"/>
+          <w:sz w:val="28"/>
         </w:rPr>
-        <w:t>Mã sinh viên: 2200583</w:t>
+        <w:t>Họ tên sinh viên</w:t>
+        <w:tab/>
+        <w:t>: Hoàng Minh Đức</w:t>
       </w:r>
     </w:p>
     <w:p>
       <w:pPr>
-        <w:spacing w:before="0" w:after="800" w:line="360" w:lineRule="auto"/>
+        <w:spacing w:before="0" w:after="80" w:line="360" w:lineRule="auto"/>
         <w:jc w:val="center"/>
       </w:pPr>
       <w:r>
@@ -109,9 +177,29 @@
           <w:b w:val="0"/>
           <w:i w:val="0"/>
           <w:color w:val="000000"/>
-          <w:sz w:val="26"/>
+          <w:sz w:val="28"/>
         </w:rPr>
-        <w:t>Giảng viên hướng dẫn: TS. Nguyễn Hồng Quân</w:t>
+        <w:t>Mã sinh viên</w:t>
+        <w:tab/>
+        <w:t>: 2200583</w:t>
+      </w:r>
+    </w:p>
+    <w:p>
+      <w:pPr>
+        <w:spacing w:before="0" w:after="880" w:line="360" w:lineRule="auto"/>
+        <w:jc w:val="center"/>
+      </w:pPr>
+      <w:r>
+        <w:rPr>
+          <w:rFonts w:ascii="Times New Roman" w:hAnsi="Times New Roman" w:eastAsia="Times New Roman"/>
+          <w:b w:val="0"/>
+          <w:i w:val="0"/>
+          <w:color w:val="000000"/>
+          <w:sz w:val="28"/>
+        </w:rPr>
+        <w:t>Lớp</w:t>
+        <w:tab/>
+        <w:t>: K4658 - CNTT</w:t>
       </w:r>
     </w:p>
     <w:p>
@@ -125,9 +213,9 @@
           <w:b w:val="0"/>
           <w:i w:val="0"/>
           <w:color w:val="000000"/>
-          <w:sz w:val="26"/>
+          <w:sz w:val="28"/>
         </w:rPr>
-        <w:t>Tháng 9 năm 2026</w:t>
+        <w:t>Hà Nội – Năm 2026</w:t>
       </w:r>
     </w:p>
     <w:p>
@@ -146,7 +234,7 @@
           <w:b/>
           <w:i w:val="0"/>
           <w:color w:val="000000"/>
-          <w:sz w:val="30"/>
+          <w:sz w:val="32"/>
         </w:rPr>
         <w:t>1. GIỚI THIỆU VÀ PHẠM VI</w:t>
       </w:r>
@@ -230,7 +318,7 @@
           <w:b/>
           <w:i w:val="0"/>
           <w:color w:val="000000"/>
-          <w:sz w:val="30"/>
+          <w:sz w:val="32"/>
         </w:rPr>
         <w:t>2. BÀI TOÁN</w:t>
       </w:r>
@@ -797,7 +885,7 @@
           <w:b/>
           <w:i w:val="0"/>
           <w:color w:val="000000"/>
-          <w:sz w:val="30"/>
+          <w:sz w:val="32"/>
         </w:rPr>
         <w:t>3. NGƯỜI DÙNG VÀ BA MỨC TRUY CẬP</w:t>
       </w:r>
@@ -1268,7 +1356,7 @@
           <w:b/>
           <w:i w:val="0"/>
           <w:color w:val="000000"/>
-          <w:sz w:val="30"/>
+          <w:sz w:val="32"/>
         </w:rPr>
         <w:t>4. BẢN ĐỒ CHỨC NĂNG</w:t>
       </w:r>
@@ -1607,7 +1695,7 @@
           <w:b/>
           <w:i w:val="0"/>
           <w:color w:val="000000"/>
-          <w:sz w:val="30"/>
+          <w:sz w:val="32"/>
         </w:rPr>
         <w:t>5. DỮ LIỆU NGHIỆP VỤ</w:t>
       </w:r>
@@ -2360,7 +2448,7 @@
           <w:b/>
           <w:i w:val="0"/>
           <w:color w:val="000000"/>
-          <w:sz w:val="30"/>
+          <w:sz w:val="32"/>
         </w:rPr>
         <w:t>6. CÁC LUỒNG NGHIỆP VỤ</w:t>
       </w:r>
@@ -3501,7 +3589,7 @@
           <w:b/>
           <w:i w:val="0"/>
           <w:color w:val="000000"/>
-          <w:sz w:val="30"/>
+          <w:sz w:val="32"/>
         </w:rPr>
         <w:t>7. KIẾN TRÚC</w:t>
       </w:r>
@@ -3927,7 +4015,7 @@
           <w:b/>
           <w:i w:val="0"/>
           <w:color w:val="000000"/>
-          <w:sz w:val="30"/>
+          <w:sz w:val="32"/>
         </w:rPr>
         <w:t>8. BẢO MẬT VÀ RANH GIỚI DỮ LIỆU</w:t>
       </w:r>
@@ -4116,7 +4204,7 @@
           <w:b/>
           <w:i w:val="0"/>
           <w:color w:val="000000"/>
-          <w:sz w:val="30"/>
+          <w:sz w:val="32"/>
         </w:rPr>
         <w:t>9. HIỆN TRẠNG VÀ KIỂM THỬ</w:t>
       </w:r>
@@ -4907,7 +4995,7 @@
           <w:b/>
           <w:i w:val="0"/>
           <w:color w:val="000000"/>
-          <w:sz w:val="30"/>
+          <w:sz w:val="32"/>
         </w:rPr>
         <w:t>10. KẾ HOẠCH CÒN LẠI</w:t>
       </w:r>
@@ -5478,9 +5566,9 @@
   <w:docDefaults>
     <w:rPrDefault>
       <w:rPr>
-        <w:rFonts w:asciiTheme="minorHAnsi" w:eastAsiaTheme="minorEastAsia" w:hAnsiTheme="minorHAnsi" w:cstheme="minorBidi"/>
-        <w:sz w:val="22"/>
-        <w:szCs w:val="22"/>
+        <w:rFonts w:asciiTheme="minorHAnsi" w:eastAsiaTheme="minorEastAsia" w:hAnsiTheme="minorHAnsi" w:cstheme="minorBidi" w:ascii="Times New Roman" w:hAnsi="Times New Roman" w:eastAsia="Times New Roman" w:cs="Times New Roman"/>
+        <w:sz w:val="26"/>
+        <w:szCs w:val="26"/>
         <w:lang w:val="en-US" w:eastAsia="en-US" w:bidi="ar-SA"/>
       </w:rPr>
     </w:rPrDefault>
@@ -5700,7 +5788,7 @@
       <w:outlineLvl w:val="0"/>
     </w:pPr>
     <w:rPr>
-      <w:rFonts w:asciiTheme="majorHAnsi" w:eastAsiaTheme="majorEastAsia" w:hAnsiTheme="majorHAnsi" w:cstheme="majorBidi"/>
+      <w:rFonts w:asciiTheme="majorHAnsi" w:eastAsiaTheme="majorEastAsia" w:hAnsiTheme="majorHAnsi" w:cstheme="majorBidi" w:ascii="Times New Roman" w:hAnsi="Times New Roman" w:eastAsia="Times New Roman" w:cs="Times New Roman"/>
       <w:b/>
       <w:bCs/>
       <w:color w:val="365F91" w:themeColor="accent1" w:themeShade="BF"/>
@@ -5724,7 +5812,7 @@
       <w:outlineLvl w:val="1"/>
     </w:pPr>
     <w:rPr>
-      <w:rFonts w:asciiTheme="majorHAnsi" w:eastAsiaTheme="majorEastAsia" w:hAnsiTheme="majorHAnsi" w:cstheme="majorBidi"/>
+      <w:rFonts w:asciiTheme="majorHAnsi" w:eastAsiaTheme="majorEastAsia" w:hAnsiTheme="majorHAnsi" w:cstheme="majorBidi" w:ascii="Times New Roman" w:hAnsi="Times New Roman" w:eastAsia="Times New Roman" w:cs="Times New Roman"/>
       <w:b/>
       <w:bCs/>
       <w:color w:val="4F81BD" w:themeColor="accent1"/>
@@ -5748,7 +5836,7 @@
       <w:outlineLvl w:val="2"/>
     </w:pPr>
     <w:rPr>
-      <w:rFonts w:asciiTheme="majorHAnsi" w:eastAsiaTheme="majorEastAsia" w:hAnsiTheme="majorHAnsi" w:cstheme="majorBidi"/>
+      <w:rFonts w:asciiTheme="majorHAnsi" w:eastAsiaTheme="majorEastAsia" w:hAnsiTheme="majorHAnsi" w:cstheme="majorBidi" w:ascii="Times New Roman" w:hAnsi="Times New Roman" w:eastAsia="Times New Roman" w:cs="Times New Roman"/>
       <w:b/>
       <w:bCs/>
       <w:color w:val="4F81BD" w:themeColor="accent1"/>
@@ -6061,6 +6149,9 @@
       <w:ind w:left="720"/>
       <w:contextualSpacing/>
     </w:pPr>
+    <w:rPr>
+      <w:rFonts w:ascii="Times New Roman" w:hAnsi="Times New Roman" w:eastAsia="Times New Roman" w:cs="Times New Roman"/>
+    </w:rPr>
   </w:style>
   <w:style w:type="paragraph" w:styleId="BodyText">
     <w:name w:val="Body Text"/>
@@ -6169,6 +6260,9 @@
       </w:numPr>
       <w:contextualSpacing/>
     </w:pPr>
+    <w:rPr>
+      <w:rFonts w:ascii="Times New Roman" w:hAnsi="Times New Roman" w:eastAsia="Times New Roman" w:cs="Times New Roman"/>
+    </w:rPr>
   </w:style>
   <w:style w:type="paragraph" w:styleId="ListBullet2">
     <w:name w:val="List Bullet 2"/>
@@ -6431,6 +6525,7 @@
       <w:spacing w:line="240" w:lineRule="auto"/>
     </w:pPr>
     <w:rPr>
+      <w:rFonts w:ascii="Times New Roman" w:hAnsi="Times New Roman" w:eastAsia="Times New Roman" w:cs="Times New Roman"/>
       <w:b/>
       <w:bCs/>
       <w:color w:val="4F81BD" w:themeColor="accent1"/>
